--- a/flow/20230914_vu_template/drafts/2023-11-u/27-ПН-Якова Персянина.docx
+++ b/flow/20230914_vu_template/drafts/2023-11-u/27-ПН-Якова Персянина.docx
@@ -5912,6 +5912,71 @@
       </w:r>
     </w:p>
     <w:p>
+      <w:pPr/>
+      <w:r>
+        <w:rPr>
+          <w:rFonts w:ascii="Times New Roman" w:hAnsi="Times New Roman"/>
+          <w:i/>
+          <w:color w:val="FF0000"/>
+          <w:sz w:val="24"/>
+        </w:rPr>
+        <w:t>Тропар (г. 4):</w:t>
+      </w:r>
+      <w:r>
+        <w:rPr>
+          <w:rFonts w:ascii="Times New Roman" w:hAnsi="Times New Roman"/>
+          <w:sz w:val="24"/>
+        </w:rPr>
+        <w:t xml:space="preserve"> Муками жахливими і хоробрістю терпіння всіх здивував ти, многостраждальний,* над кожною бо частиною членів, благодарні мо</w:t>
+      </w:r>
+      <w:r>
+        <w:rPr>
+          <w:rFonts w:ascii="Times New Roman" w:hAnsi="Times New Roman"/>
+          <w:sz w:val="24"/>
+        </w:rPr>
+        <w:t>льби предивно вимовляв ти Господеві.* Тому, у стражданні твоєму вінець прийнявши,* до Престолу зійшов єси Небесного Царя Христа Бога, Якове,* Його моли, щоб спас душі наші.</w:t>
+      </w:r>
+    </w:p>
+    <w:p>
+      <w:pPr/>
+      <w:r>
+        <w:rPr>
+          <w:rFonts w:ascii="Times New Roman" w:hAnsi="Times New Roman"/>
+          <w:i/>
+          <w:color w:val="FF0000"/>
+          <w:sz w:val="24"/>
+        </w:rPr>
+        <w:t xml:space="preserve">Тропар (г. 8): </w:t>
+      </w:r>
+      <w:r>
+        <w:rPr>
+          <w:rFonts w:ascii="Times New Roman" w:hAnsi="Times New Roman"/>
+          <w:sz w:val="24"/>
+        </w:rPr>
+        <w:t>В Тобі, отче, дбайливо зберігся образ,* бо, прийнявши хрест, Ти пішов слідом за Христом*</w:t>
+      </w:r>
+      <w:r>
+        <w:rPr>
+          <w:rFonts w:ascii="Times New Roman" w:hAnsi="Times New Roman"/>
+          <w:sz w:val="24"/>
+        </w:rPr>
+        <w:t xml:space="preserve"> і ділом навчав Ти погорджувати тілом, бо воно проминає,* а дбати про душу – єство безсмертне.* Тим-то з ангелами разом радується,* преподобний Паладію, дух твій.</w:t>
+      </w:r>
+    </w:p>
+    <w:p>
+      <w:pPr/>
+      <w:r>
+        <w:rPr>
+          <w:b/>
+        </w:rPr>
+        <w:t xml:space="preserve">І нині: </w:t>
+      </w:r>
+      <w:r>
+        <w:rPr/>
+        <w:t>богородичний</w:t>
+      </w:r>
+    </w:p>
+    <w:p>
       <w:pPr>
         <w:pStyle w:val="Heading3"/>
         <w:spacing w:after="120" w:before="0" w:lineRule="auto"/>
@@ -10804,10 +10869,9 @@
           <w:rFonts w:ascii="Times New Roman" w:cs="Times New Roman" w:eastAsia="Times New Roman" w:hAnsi="Times New Roman"/>
           <w:i w:val="1"/>
           <w:color w:val="ff0000"/>
-          <w:highlight w:val="yellow"/>
-          <w:rtl w:val="0"/>
-        </w:rPr>
-        <w:t xml:space="preserve">???</w:t>
+          <w:rtl w:val="0"/>
+        </w:rPr>
+        <w:t>4</w:t>
       </w:r>
       <w:r>
         <w:rPr>
@@ -11199,6 +11263,71 @@
       </w:r>
     </w:p>
     <w:p>
+      <w:pPr/>
+      <w:r>
+        <w:rPr>
+          <w:rFonts w:ascii="Times New Roman" w:hAnsi="Times New Roman"/>
+          <w:i/>
+          <w:color w:val="FF0000"/>
+          <w:sz w:val="24"/>
+        </w:rPr>
+        <w:t>Тропар (г. 4):</w:t>
+      </w:r>
+      <w:r>
+        <w:rPr>
+          <w:rFonts w:ascii="Times New Roman" w:hAnsi="Times New Roman"/>
+          <w:sz w:val="24"/>
+        </w:rPr>
+        <w:t xml:space="preserve"> Муками жахливими і хоробрістю терпіння всіх здивував ти, многостраждальний,* над кожною бо частиною членів, благодарні мо</w:t>
+      </w:r>
+      <w:r>
+        <w:rPr>
+          <w:rFonts w:ascii="Times New Roman" w:hAnsi="Times New Roman"/>
+          <w:sz w:val="24"/>
+        </w:rPr>
+        <w:t>льби предивно вимовляв ти Господеві.* Тому, у стражданні твоєму вінець прийнявши,* до Престолу зійшов єси Небесного Царя Христа Бога, Якове,* Його моли, щоб спас душі наші.</w:t>
+      </w:r>
+    </w:p>
+    <w:p>
+      <w:pPr/>
+      <w:r>
+        <w:rPr>
+          <w:rFonts w:ascii="Times New Roman" w:hAnsi="Times New Roman"/>
+          <w:i/>
+          <w:color w:val="FF0000"/>
+          <w:sz w:val="24"/>
+        </w:rPr>
+        <w:t xml:space="preserve">Тропар (г. 8): </w:t>
+      </w:r>
+      <w:r>
+        <w:rPr>
+          <w:rFonts w:ascii="Times New Roman" w:hAnsi="Times New Roman"/>
+          <w:sz w:val="24"/>
+        </w:rPr>
+        <w:t>В Тобі, отче, дбайливо зберігся образ,* бо, прийнявши хрест, Ти пішов слідом за Христом*</w:t>
+      </w:r>
+      <w:r>
+        <w:rPr>
+          <w:rFonts w:ascii="Times New Roman" w:hAnsi="Times New Roman"/>
+          <w:sz w:val="24"/>
+        </w:rPr>
+        <w:t xml:space="preserve"> і ділом навчав Ти погорджувати тілом, бо воно проминає,* а дбати про душу – єство безсмертне.* Тим-то з ангелами разом радується,* преподобний Паладію, дух твій.</w:t>
+      </w:r>
+    </w:p>
+    <w:p>
+      <w:pPr/>
+      <w:r>
+        <w:rPr>
+          <w:b/>
+        </w:rPr>
+        <w:t xml:space="preserve">І нині: </w:t>
+      </w:r>
+      <w:r>
+        <w:rPr/>
+        <w:t>богородичний</w:t>
+      </w:r>
+    </w:p>
+    <w:p>
       <w:pPr>
         <w:pStyle w:val="Heading3"/>
         <w:spacing w:after="120" w:before="0" w:lineRule="auto"/>
@@ -11673,6 +11802,71 @@
       </w:r>
     </w:p>
     <w:p>
+      <w:pPr/>
+      <w:r>
+        <w:rPr>
+          <w:rFonts w:ascii="Times New Roman" w:hAnsi="Times New Roman"/>
+          <w:i/>
+          <w:color w:val="FF0000"/>
+          <w:sz w:val="24"/>
+        </w:rPr>
+        <w:t>Тропар (г. 4):</w:t>
+      </w:r>
+      <w:r>
+        <w:rPr>
+          <w:rFonts w:ascii="Times New Roman" w:hAnsi="Times New Roman"/>
+          <w:sz w:val="24"/>
+        </w:rPr>
+        <w:t xml:space="preserve"> Муками жахливими і хоробрістю терпіння всіх здивував ти, многостраждальний,* над кожною бо частиною членів, благодарні мо</w:t>
+      </w:r>
+      <w:r>
+        <w:rPr>
+          <w:rFonts w:ascii="Times New Roman" w:hAnsi="Times New Roman"/>
+          <w:sz w:val="24"/>
+        </w:rPr>
+        <w:t>льби предивно вимовляв ти Господеві.* Тому, у стражданні твоєму вінець прийнявши,* до Престолу зійшов єси Небесного Царя Христа Бога, Якове,* Його моли, щоб спас душі наші.</w:t>
+      </w:r>
+    </w:p>
+    <w:p>
+      <w:pPr/>
+      <w:r>
+        <w:rPr>
+          <w:rFonts w:ascii="Times New Roman" w:hAnsi="Times New Roman"/>
+          <w:i/>
+          <w:color w:val="FF0000"/>
+          <w:sz w:val="24"/>
+        </w:rPr>
+        <w:t xml:space="preserve">Тропар (г. 8): </w:t>
+      </w:r>
+      <w:r>
+        <w:rPr>
+          <w:rFonts w:ascii="Times New Roman" w:hAnsi="Times New Roman"/>
+          <w:sz w:val="24"/>
+        </w:rPr>
+        <w:t>В Тобі, отче, дбайливо зберігся образ,* бо, прийнявши хрест, Ти пішов слідом за Христом*</w:t>
+      </w:r>
+      <w:r>
+        <w:rPr>
+          <w:rFonts w:ascii="Times New Roman" w:hAnsi="Times New Roman"/>
+          <w:sz w:val="24"/>
+        </w:rPr>
+        <w:t xml:space="preserve"> і ділом навчав Ти погорджувати тілом, бо воно проминає,* а дбати про душу – єство безсмертне.* Тим-то з ангелами разом радується,* преподобний Паладію, дух твій.</w:t>
+      </w:r>
+    </w:p>
+    <w:p>
+      <w:pPr/>
+      <w:r>
+        <w:rPr>
+          <w:b/>
+        </w:rPr>
+        <w:t xml:space="preserve">І нині: </w:t>
+      </w:r>
+      <w:r>
+        <w:rPr/>
+        <w:t>богородичний</w:t>
+      </w:r>
+    </w:p>
+    <w:p>
       <w:pPr>
         <w:pStyle w:val="Heading3"/>
         <w:spacing w:after="120" w:before="0" w:lineRule="auto"/>
@@ -12671,6 +12865,71 @@
       </w:r>
     </w:p>
     <w:p>
+      <w:pPr/>
+      <w:r>
+        <w:rPr>
+          <w:rFonts w:ascii="Times New Roman" w:hAnsi="Times New Roman"/>
+          <w:i/>
+          <w:color w:val="FF0000"/>
+          <w:sz w:val="24"/>
+        </w:rPr>
+        <w:t>Тропар (г. 4):</w:t>
+      </w:r>
+      <w:r>
+        <w:rPr>
+          <w:rFonts w:ascii="Times New Roman" w:hAnsi="Times New Roman"/>
+          <w:sz w:val="24"/>
+        </w:rPr>
+        <w:t xml:space="preserve"> Муками жахливими і хоробрістю терпіння всіх здивував ти, многостраждальний,* над кожною бо частиною членів, благодарні мо</w:t>
+      </w:r>
+      <w:r>
+        <w:rPr>
+          <w:rFonts w:ascii="Times New Roman" w:hAnsi="Times New Roman"/>
+          <w:sz w:val="24"/>
+        </w:rPr>
+        <w:t>льби предивно вимовляв ти Господеві.* Тому, у стражданні твоєму вінець прийнявши,* до Престолу зійшов єси Небесного Царя Христа Бога, Якове,* Його моли, щоб спас душі наші.</w:t>
+      </w:r>
+    </w:p>
+    <w:p>
+      <w:pPr/>
+      <w:r>
+        <w:rPr>
+          <w:rFonts w:ascii="Times New Roman" w:hAnsi="Times New Roman"/>
+          <w:i/>
+          <w:color w:val="FF0000"/>
+          <w:sz w:val="24"/>
+        </w:rPr>
+        <w:t xml:space="preserve">Тропар (г. 8): </w:t>
+      </w:r>
+      <w:r>
+        <w:rPr>
+          <w:rFonts w:ascii="Times New Roman" w:hAnsi="Times New Roman"/>
+          <w:sz w:val="24"/>
+        </w:rPr>
+        <w:t>В Тобі, отче, дбайливо зберігся образ,* бо, прийнявши хрест, Ти пішов слідом за Христом*</w:t>
+      </w:r>
+      <w:r>
+        <w:rPr>
+          <w:rFonts w:ascii="Times New Roman" w:hAnsi="Times New Roman"/>
+          <w:sz w:val="24"/>
+        </w:rPr>
+        <w:t xml:space="preserve"> і ділом навчав Ти погорджувати тілом, бо воно проминає,* а дбати про душу – єство безсмертне.* Тим-то з ангелами разом радується,* преподобний Паладію, дух твій.</w:t>
+      </w:r>
+    </w:p>
+    <w:p>
+      <w:pPr/>
+      <w:r>
+        <w:rPr>
+          <w:b/>
+        </w:rPr>
+        <w:t xml:space="preserve">І нині: </w:t>
+      </w:r>
+      <w:r>
+        <w:rPr/>
+        <w:t>богородичний</w:t>
+      </w:r>
+    </w:p>
+    <w:p>
       <w:pPr>
         <w:pStyle w:val="Heading3"/>
         <w:spacing w:after="120" w:before="0" w:lineRule="auto"/>
@@ -13054,6 +13313,71 @@
       </w:r>
     </w:p>
     <w:p>
+      <w:pPr/>
+      <w:r>
+        <w:rPr>
+          <w:rFonts w:ascii="Times New Roman" w:hAnsi="Times New Roman"/>
+          <w:i/>
+          <w:color w:val="FF0000"/>
+          <w:sz w:val="24"/>
+        </w:rPr>
+        <w:t>Тропар (г. 4):</w:t>
+      </w:r>
+      <w:r>
+        <w:rPr>
+          <w:rFonts w:ascii="Times New Roman" w:hAnsi="Times New Roman"/>
+          <w:sz w:val="24"/>
+        </w:rPr>
+        <w:t xml:space="preserve"> Муками жахливими і хоробрістю терпіння всіх здивував ти, многостраждальний,* над кожною бо частиною членів, благодарні мо</w:t>
+      </w:r>
+      <w:r>
+        <w:rPr>
+          <w:rFonts w:ascii="Times New Roman" w:hAnsi="Times New Roman"/>
+          <w:sz w:val="24"/>
+        </w:rPr>
+        <w:t>льби предивно вимовляв ти Господеві.* Тому, у стражданні твоєму вінець прийнявши,* до Престолу зійшов єси Небесного Царя Христа Бога, Якове,* Його моли, щоб спас душі наші.</w:t>
+      </w:r>
+    </w:p>
+    <w:p>
+      <w:pPr/>
+      <w:r>
+        <w:rPr>
+          <w:rFonts w:ascii="Times New Roman" w:hAnsi="Times New Roman"/>
+          <w:i/>
+          <w:color w:val="FF0000"/>
+          <w:sz w:val="24"/>
+        </w:rPr>
+        <w:t xml:space="preserve">Тропар (г. 8): </w:t>
+      </w:r>
+      <w:r>
+        <w:rPr>
+          <w:rFonts w:ascii="Times New Roman" w:hAnsi="Times New Roman"/>
+          <w:sz w:val="24"/>
+        </w:rPr>
+        <w:t>В Тобі, отче, дбайливо зберігся образ,* бо, прийнявши хрест, Ти пішов слідом за Христом*</w:t>
+      </w:r>
+      <w:r>
+        <w:rPr>
+          <w:rFonts w:ascii="Times New Roman" w:hAnsi="Times New Roman"/>
+          <w:sz w:val="24"/>
+        </w:rPr>
+        <w:t xml:space="preserve"> і ділом навчав Ти погорджувати тілом, бо воно проминає,* а дбати про душу – єство безсмертне.* Тим-то з ангелами разом радується,* преподобний Паладію, дух твій.</w:t>
+      </w:r>
+    </w:p>
+    <w:p>
+      <w:pPr/>
+      <w:r>
+        <w:rPr>
+          <w:b/>
+        </w:rPr>
+        <w:t xml:space="preserve">І нині: </w:t>
+      </w:r>
+      <w:r>
+        <w:rPr/>
+        <w:t>богородичний</w:t>
+      </w:r>
+    </w:p>
+    <w:p>
       <w:pPr>
         <w:pStyle w:val="Heading3"/>
         <w:spacing w:after="120" w:before="0" w:lineRule="auto"/>
@@ -13976,6 +14300,71 @@
         <w:rPr>
           <w:rtl w:val="0"/>
         </w:rPr>
+      </w:r>
+    </w:p>
+    <w:p>
+      <w:pPr/>
+      <w:r>
+        <w:rPr>
+          <w:rFonts w:ascii="Times New Roman" w:hAnsi="Times New Roman"/>
+          <w:i/>
+          <w:color w:val="FF0000"/>
+          <w:sz w:val="24"/>
+        </w:rPr>
+        <w:t>Тропар (г. 4):</w:t>
+      </w:r>
+      <w:r>
+        <w:rPr>
+          <w:rFonts w:ascii="Times New Roman" w:hAnsi="Times New Roman"/>
+          <w:sz w:val="24"/>
+        </w:rPr>
+        <w:t xml:space="preserve"> Муками жахливими і хоробрістю терпіння всіх здивував ти, многостраждальний,* над кожною бо частиною членів, благодарні мо</w:t>
+      </w:r>
+      <w:r>
+        <w:rPr>
+          <w:rFonts w:ascii="Times New Roman" w:hAnsi="Times New Roman"/>
+          <w:sz w:val="24"/>
+        </w:rPr>
+        <w:t>льби предивно вимовляв ти Господеві.* Тому, у стражданні твоєму вінець прийнявши,* до Престолу зійшов єси Небесного Царя Христа Бога, Якове,* Його моли, щоб спас душі наші.</w:t>
+      </w:r>
+    </w:p>
+    <w:p>
+      <w:pPr/>
+      <w:r>
+        <w:rPr>
+          <w:rFonts w:ascii="Times New Roman" w:hAnsi="Times New Roman"/>
+          <w:i/>
+          <w:color w:val="FF0000"/>
+          <w:sz w:val="24"/>
+        </w:rPr>
+        <w:t xml:space="preserve">Тропар (г. 8): </w:t>
+      </w:r>
+      <w:r>
+        <w:rPr>
+          <w:rFonts w:ascii="Times New Roman" w:hAnsi="Times New Roman"/>
+          <w:sz w:val="24"/>
+        </w:rPr>
+        <w:t>В Тобі, отче, дбайливо зберігся образ,* бо, прийнявши хрест, Ти пішов слідом за Христом*</w:t>
+      </w:r>
+      <w:r>
+        <w:rPr>
+          <w:rFonts w:ascii="Times New Roman" w:hAnsi="Times New Roman"/>
+          <w:sz w:val="24"/>
+        </w:rPr>
+        <w:t xml:space="preserve"> і ділом навчав Ти погорджувати тілом, бо воно проминає,* а дбати про душу – єство безсмертне.* Тим-то з ангелами разом радується,* преподобний Паладію, дух твій.</w:t>
+      </w:r>
+    </w:p>
+    <w:p>
+      <w:pPr/>
+      <w:r>
+        <w:rPr>
+          <w:b/>
+        </w:rPr>
+        <w:t xml:space="preserve">І нині: </w:t>
+      </w:r>
+      <w:r>
+        <w:rPr/>
+        <w:t>богородичний</w:t>
       </w:r>
     </w:p>
     <w:p>
@@ -17279,6 +17668,71 @@
         <w:rPr>
           <w:rtl w:val="0"/>
         </w:rPr>
+      </w:r>
+    </w:p>
+    <w:p>
+      <w:pPr/>
+      <w:r>
+        <w:rPr>
+          <w:rFonts w:ascii="Times New Roman" w:hAnsi="Times New Roman"/>
+          <w:i/>
+          <w:color w:val="FF0000"/>
+          <w:sz w:val="24"/>
+        </w:rPr>
+        <w:t>Тропар (г. 4):</w:t>
+      </w:r>
+      <w:r>
+        <w:rPr>
+          <w:rFonts w:ascii="Times New Roman" w:hAnsi="Times New Roman"/>
+          <w:sz w:val="24"/>
+        </w:rPr>
+        <w:t xml:space="preserve"> Муками жахливими і хоробрістю терпіння всіх здивував ти, многостраждальний,* над кожною бо частиною членів, благодарні мо</w:t>
+      </w:r>
+      <w:r>
+        <w:rPr>
+          <w:rFonts w:ascii="Times New Roman" w:hAnsi="Times New Roman"/>
+          <w:sz w:val="24"/>
+        </w:rPr>
+        <w:t>льби предивно вимовляв ти Господеві.* Тому, у стражданні твоєму вінець прийнявши,* до Престолу зійшов єси Небесного Царя Христа Бога, Якове,* Його моли, щоб спас душі наші.</w:t>
+      </w:r>
+    </w:p>
+    <w:p>
+      <w:pPr/>
+      <w:r>
+        <w:rPr>
+          <w:rFonts w:ascii="Times New Roman" w:hAnsi="Times New Roman"/>
+          <w:i/>
+          <w:color w:val="FF0000"/>
+          <w:sz w:val="24"/>
+        </w:rPr>
+        <w:t xml:space="preserve">Тропар (г. 8): </w:t>
+      </w:r>
+      <w:r>
+        <w:rPr>
+          <w:rFonts w:ascii="Times New Roman" w:hAnsi="Times New Roman"/>
+          <w:sz w:val="24"/>
+        </w:rPr>
+        <w:t>В Тобі, отче, дбайливо зберігся образ,* бо, прийнявши хрест, Ти пішов слідом за Христом*</w:t>
+      </w:r>
+      <w:r>
+        <w:rPr>
+          <w:rFonts w:ascii="Times New Roman" w:hAnsi="Times New Roman"/>
+          <w:sz w:val="24"/>
+        </w:rPr>
+        <w:t xml:space="preserve"> і ділом навчав Ти погорджувати тілом, бо воно проминає,* а дбати про душу – єство безсмертне.* Тим-то з ангелами разом радується,* преподобний Паладію, дух твій.</w:t>
+      </w:r>
+    </w:p>
+    <w:p>
+      <w:pPr/>
+      <w:r>
+        <w:rPr>
+          <w:b/>
+        </w:rPr>
+        <w:t xml:space="preserve">І нині: </w:t>
+      </w:r>
+      <w:r>
+        <w:rPr/>
+        <w:t>богородичний</w:t>
       </w:r>
     </w:p>
     <w:p>

--- a/flow/20230914_vu_template/drafts/2023-11-u/27-ПН-Якова Персянина.docx
+++ b/flow/20230914_vu_template/drafts/2023-11-u/27-ПН-Якова Персянина.docx
@@ -5912,71 +5912,6 @@
       </w:r>
     </w:p>
     <w:p>
-      <w:pPr/>
-      <w:r>
-        <w:rPr>
-          <w:rFonts w:ascii="Times New Roman" w:hAnsi="Times New Roman"/>
-          <w:i/>
-          <w:color w:val="FF0000"/>
-          <w:sz w:val="24"/>
-        </w:rPr>
-        <w:t>Тропар (г. 4):</w:t>
-      </w:r>
-      <w:r>
-        <w:rPr>
-          <w:rFonts w:ascii="Times New Roman" w:hAnsi="Times New Roman"/>
-          <w:sz w:val="24"/>
-        </w:rPr>
-        <w:t xml:space="preserve"> Муками жахливими і хоробрістю терпіння всіх здивував ти, многостраждальний,* над кожною бо частиною членів, благодарні мо</w:t>
-      </w:r>
-      <w:r>
-        <w:rPr>
-          <w:rFonts w:ascii="Times New Roman" w:hAnsi="Times New Roman"/>
-          <w:sz w:val="24"/>
-        </w:rPr>
-        <w:t>льби предивно вимовляв ти Господеві.* Тому, у стражданні твоєму вінець прийнявши,* до Престолу зійшов єси Небесного Царя Христа Бога, Якове,* Його моли, щоб спас душі наші.</w:t>
-      </w:r>
-    </w:p>
-    <w:p>
-      <w:pPr/>
-      <w:r>
-        <w:rPr>
-          <w:rFonts w:ascii="Times New Roman" w:hAnsi="Times New Roman"/>
-          <w:i/>
-          <w:color w:val="FF0000"/>
-          <w:sz w:val="24"/>
-        </w:rPr>
-        <w:t xml:space="preserve">Тропар (г. 8): </w:t>
-      </w:r>
-      <w:r>
-        <w:rPr>
-          <w:rFonts w:ascii="Times New Roman" w:hAnsi="Times New Roman"/>
-          <w:sz w:val="24"/>
-        </w:rPr>
-        <w:t>В Тобі, отче, дбайливо зберігся образ,* бо, прийнявши хрест, Ти пішов слідом за Христом*</w:t>
-      </w:r>
-      <w:r>
-        <w:rPr>
-          <w:rFonts w:ascii="Times New Roman" w:hAnsi="Times New Roman"/>
-          <w:sz w:val="24"/>
-        </w:rPr>
-        <w:t xml:space="preserve"> і ділом навчав Ти погорджувати тілом, бо воно проминає,* а дбати про душу – єство безсмертне.* Тим-то з ангелами разом радується,* преподобний Паладію, дух твій.</w:t>
-      </w:r>
-    </w:p>
-    <w:p>
-      <w:pPr/>
-      <w:r>
-        <w:rPr>
-          <w:b/>
-        </w:rPr>
-        <w:t xml:space="preserve">І нині: </w:t>
-      </w:r>
-      <w:r>
-        <w:rPr/>
-        <w:t>богородичний</w:t>
-      </w:r>
-    </w:p>
-    <w:p>
       <w:pPr>
         <w:pStyle w:val="Heading3"/>
         <w:spacing w:after="120" w:before="0" w:lineRule="auto"/>
@@ -10869,9 +10804,10 @@
           <w:rFonts w:ascii="Times New Roman" w:cs="Times New Roman" w:eastAsia="Times New Roman" w:hAnsi="Times New Roman"/>
           <w:i w:val="1"/>
           <w:color w:val="ff0000"/>
-          <w:rtl w:val="0"/>
-        </w:rPr>
-        <w:t>4</w:t>
+          <w:highlight w:val="yellow"/>
+          <w:rtl w:val="0"/>
+        </w:rPr>
+        <w:t xml:space="preserve">???</w:t>
       </w:r>
       <w:r>
         <w:rPr>
@@ -11263,71 +11199,6 @@
       </w:r>
     </w:p>
     <w:p>
-      <w:pPr/>
-      <w:r>
-        <w:rPr>
-          <w:rFonts w:ascii="Times New Roman" w:hAnsi="Times New Roman"/>
-          <w:i/>
-          <w:color w:val="FF0000"/>
-          <w:sz w:val="24"/>
-        </w:rPr>
-        <w:t>Тропар (г. 4):</w:t>
-      </w:r>
-      <w:r>
-        <w:rPr>
-          <w:rFonts w:ascii="Times New Roman" w:hAnsi="Times New Roman"/>
-          <w:sz w:val="24"/>
-        </w:rPr>
-        <w:t xml:space="preserve"> Муками жахливими і хоробрістю терпіння всіх здивував ти, многостраждальний,* над кожною бо частиною членів, благодарні мо</w:t>
-      </w:r>
-      <w:r>
-        <w:rPr>
-          <w:rFonts w:ascii="Times New Roman" w:hAnsi="Times New Roman"/>
-          <w:sz w:val="24"/>
-        </w:rPr>
-        <w:t>льби предивно вимовляв ти Господеві.* Тому, у стражданні твоєму вінець прийнявши,* до Престолу зійшов єси Небесного Царя Христа Бога, Якове,* Його моли, щоб спас душі наші.</w:t>
-      </w:r>
-    </w:p>
-    <w:p>
-      <w:pPr/>
-      <w:r>
-        <w:rPr>
-          <w:rFonts w:ascii="Times New Roman" w:hAnsi="Times New Roman"/>
-          <w:i/>
-          <w:color w:val="FF0000"/>
-          <w:sz w:val="24"/>
-        </w:rPr>
-        <w:t xml:space="preserve">Тропар (г. 8): </w:t>
-      </w:r>
-      <w:r>
-        <w:rPr>
-          <w:rFonts w:ascii="Times New Roman" w:hAnsi="Times New Roman"/>
-          <w:sz w:val="24"/>
-        </w:rPr>
-        <w:t>В Тобі, отче, дбайливо зберігся образ,* бо, прийнявши хрест, Ти пішов слідом за Христом*</w:t>
-      </w:r>
-      <w:r>
-        <w:rPr>
-          <w:rFonts w:ascii="Times New Roman" w:hAnsi="Times New Roman"/>
-          <w:sz w:val="24"/>
-        </w:rPr>
-        <w:t xml:space="preserve"> і ділом навчав Ти погорджувати тілом, бо воно проминає,* а дбати про душу – єство безсмертне.* Тим-то з ангелами разом радується,* преподобний Паладію, дух твій.</w:t>
-      </w:r>
-    </w:p>
-    <w:p>
-      <w:pPr/>
-      <w:r>
-        <w:rPr>
-          <w:b/>
-        </w:rPr>
-        <w:t xml:space="preserve">І нині: </w:t>
-      </w:r>
-      <w:r>
-        <w:rPr/>
-        <w:t>богородичний</w:t>
-      </w:r>
-    </w:p>
-    <w:p>
       <w:pPr>
         <w:pStyle w:val="Heading3"/>
         <w:spacing w:after="120" w:before="0" w:lineRule="auto"/>
@@ -11802,71 +11673,6 @@
       </w:r>
     </w:p>
     <w:p>
-      <w:pPr/>
-      <w:r>
-        <w:rPr>
-          <w:rFonts w:ascii="Times New Roman" w:hAnsi="Times New Roman"/>
-          <w:i/>
-          <w:color w:val="FF0000"/>
-          <w:sz w:val="24"/>
-        </w:rPr>
-        <w:t>Тропар (г. 4):</w:t>
-      </w:r>
-      <w:r>
-        <w:rPr>
-          <w:rFonts w:ascii="Times New Roman" w:hAnsi="Times New Roman"/>
-          <w:sz w:val="24"/>
-        </w:rPr>
-        <w:t xml:space="preserve"> Муками жахливими і хоробрістю терпіння всіх здивував ти, многостраждальний,* над кожною бо частиною членів, благодарні мо</w:t>
-      </w:r>
-      <w:r>
-        <w:rPr>
-          <w:rFonts w:ascii="Times New Roman" w:hAnsi="Times New Roman"/>
-          <w:sz w:val="24"/>
-        </w:rPr>
-        <w:t>льби предивно вимовляв ти Господеві.* Тому, у стражданні твоєму вінець прийнявши,* до Престолу зійшов єси Небесного Царя Христа Бога, Якове,* Його моли, щоб спас душі наші.</w:t>
-      </w:r>
-    </w:p>
-    <w:p>
-      <w:pPr/>
-      <w:r>
-        <w:rPr>
-          <w:rFonts w:ascii="Times New Roman" w:hAnsi="Times New Roman"/>
-          <w:i/>
-          <w:color w:val="FF0000"/>
-          <w:sz w:val="24"/>
-        </w:rPr>
-        <w:t xml:space="preserve">Тропар (г. 8): </w:t>
-      </w:r>
-      <w:r>
-        <w:rPr>
-          <w:rFonts w:ascii="Times New Roman" w:hAnsi="Times New Roman"/>
-          <w:sz w:val="24"/>
-        </w:rPr>
-        <w:t>В Тобі, отче, дбайливо зберігся образ,* бо, прийнявши хрест, Ти пішов слідом за Христом*</w:t>
-      </w:r>
-      <w:r>
-        <w:rPr>
-          <w:rFonts w:ascii="Times New Roman" w:hAnsi="Times New Roman"/>
-          <w:sz w:val="24"/>
-        </w:rPr>
-        <w:t xml:space="preserve"> і ділом навчав Ти погорджувати тілом, бо воно проминає,* а дбати про душу – єство безсмертне.* Тим-то з ангелами разом радується,* преподобний Паладію, дух твій.</w:t>
-      </w:r>
-    </w:p>
-    <w:p>
-      <w:pPr/>
-      <w:r>
-        <w:rPr>
-          <w:b/>
-        </w:rPr>
-        <w:t xml:space="preserve">І нині: </w:t>
-      </w:r>
-      <w:r>
-        <w:rPr/>
-        <w:t>богородичний</w:t>
-      </w:r>
-    </w:p>
-    <w:p>
       <w:pPr>
         <w:pStyle w:val="Heading3"/>
         <w:spacing w:after="120" w:before="0" w:lineRule="auto"/>
@@ -12865,71 +12671,6 @@
       </w:r>
     </w:p>
     <w:p>
-      <w:pPr/>
-      <w:r>
-        <w:rPr>
-          <w:rFonts w:ascii="Times New Roman" w:hAnsi="Times New Roman"/>
-          <w:i/>
-          <w:color w:val="FF0000"/>
-          <w:sz w:val="24"/>
-        </w:rPr>
-        <w:t>Тропар (г. 4):</w:t>
-      </w:r>
-      <w:r>
-        <w:rPr>
-          <w:rFonts w:ascii="Times New Roman" w:hAnsi="Times New Roman"/>
-          <w:sz w:val="24"/>
-        </w:rPr>
-        <w:t xml:space="preserve"> Муками жахливими і хоробрістю терпіння всіх здивував ти, многостраждальний,* над кожною бо частиною членів, благодарні мо</w:t>
-      </w:r>
-      <w:r>
-        <w:rPr>
-          <w:rFonts w:ascii="Times New Roman" w:hAnsi="Times New Roman"/>
-          <w:sz w:val="24"/>
-        </w:rPr>
-        <w:t>льби предивно вимовляв ти Господеві.* Тому, у стражданні твоєму вінець прийнявши,* до Престолу зійшов єси Небесного Царя Христа Бога, Якове,* Його моли, щоб спас душі наші.</w:t>
-      </w:r>
-    </w:p>
-    <w:p>
-      <w:pPr/>
-      <w:r>
-        <w:rPr>
-          <w:rFonts w:ascii="Times New Roman" w:hAnsi="Times New Roman"/>
-          <w:i/>
-          <w:color w:val="FF0000"/>
-          <w:sz w:val="24"/>
-        </w:rPr>
-        <w:t xml:space="preserve">Тропар (г. 8): </w:t>
-      </w:r>
-      <w:r>
-        <w:rPr>
-          <w:rFonts w:ascii="Times New Roman" w:hAnsi="Times New Roman"/>
-          <w:sz w:val="24"/>
-        </w:rPr>
-        <w:t>В Тобі, отче, дбайливо зберігся образ,* бо, прийнявши хрест, Ти пішов слідом за Христом*</w:t>
-      </w:r>
-      <w:r>
-        <w:rPr>
-          <w:rFonts w:ascii="Times New Roman" w:hAnsi="Times New Roman"/>
-          <w:sz w:val="24"/>
-        </w:rPr>
-        <w:t xml:space="preserve"> і ділом навчав Ти погорджувати тілом, бо воно проминає,* а дбати про душу – єство безсмертне.* Тим-то з ангелами разом радується,* преподобний Паладію, дух твій.</w:t>
-      </w:r>
-    </w:p>
-    <w:p>
-      <w:pPr/>
-      <w:r>
-        <w:rPr>
-          <w:b/>
-        </w:rPr>
-        <w:t xml:space="preserve">І нині: </w:t>
-      </w:r>
-      <w:r>
-        <w:rPr/>
-        <w:t>богородичний</w:t>
-      </w:r>
-    </w:p>
-    <w:p>
       <w:pPr>
         <w:pStyle w:val="Heading3"/>
         <w:spacing w:after="120" w:before="0" w:lineRule="auto"/>
@@ -13313,71 +13054,6 @@
       </w:r>
     </w:p>
     <w:p>
-      <w:pPr/>
-      <w:r>
-        <w:rPr>
-          <w:rFonts w:ascii="Times New Roman" w:hAnsi="Times New Roman"/>
-          <w:i/>
-          <w:color w:val="FF0000"/>
-          <w:sz w:val="24"/>
-        </w:rPr>
-        <w:t>Тропар (г. 4):</w:t>
-      </w:r>
-      <w:r>
-        <w:rPr>
-          <w:rFonts w:ascii="Times New Roman" w:hAnsi="Times New Roman"/>
-          <w:sz w:val="24"/>
-        </w:rPr>
-        <w:t xml:space="preserve"> Муками жахливими і хоробрістю терпіння всіх здивував ти, многостраждальний,* над кожною бо частиною членів, благодарні мо</w:t>
-      </w:r>
-      <w:r>
-        <w:rPr>
-          <w:rFonts w:ascii="Times New Roman" w:hAnsi="Times New Roman"/>
-          <w:sz w:val="24"/>
-        </w:rPr>
-        <w:t>льби предивно вимовляв ти Господеві.* Тому, у стражданні твоєму вінець прийнявши,* до Престолу зійшов єси Небесного Царя Христа Бога, Якове,* Його моли, щоб спас душі наші.</w:t>
-      </w:r>
-    </w:p>
-    <w:p>
-      <w:pPr/>
-      <w:r>
-        <w:rPr>
-          <w:rFonts w:ascii="Times New Roman" w:hAnsi="Times New Roman"/>
-          <w:i/>
-          <w:color w:val="FF0000"/>
-          <w:sz w:val="24"/>
-        </w:rPr>
-        <w:t xml:space="preserve">Тропар (г. 8): </w:t>
-      </w:r>
-      <w:r>
-        <w:rPr>
-          <w:rFonts w:ascii="Times New Roman" w:hAnsi="Times New Roman"/>
-          <w:sz w:val="24"/>
-        </w:rPr>
-        <w:t>В Тобі, отче, дбайливо зберігся образ,* бо, прийнявши хрест, Ти пішов слідом за Христом*</w:t>
-      </w:r>
-      <w:r>
-        <w:rPr>
-          <w:rFonts w:ascii="Times New Roman" w:hAnsi="Times New Roman"/>
-          <w:sz w:val="24"/>
-        </w:rPr>
-        <w:t xml:space="preserve"> і ділом навчав Ти погорджувати тілом, бо воно проминає,* а дбати про душу – єство безсмертне.* Тим-то з ангелами разом радується,* преподобний Паладію, дух твій.</w:t>
-      </w:r>
-    </w:p>
-    <w:p>
-      <w:pPr/>
-      <w:r>
-        <w:rPr>
-          <w:b/>
-        </w:rPr>
-        <w:t xml:space="preserve">І нині: </w:t>
-      </w:r>
-      <w:r>
-        <w:rPr/>
-        <w:t>богородичний</w:t>
-      </w:r>
-    </w:p>
-    <w:p>
       <w:pPr>
         <w:pStyle w:val="Heading3"/>
         <w:spacing w:after="120" w:before="0" w:lineRule="auto"/>
@@ -14300,71 +13976,6 @@
         <w:rPr>
           <w:rtl w:val="0"/>
         </w:rPr>
-      </w:r>
-    </w:p>
-    <w:p>
-      <w:pPr/>
-      <w:r>
-        <w:rPr>
-          <w:rFonts w:ascii="Times New Roman" w:hAnsi="Times New Roman"/>
-          <w:i/>
-          <w:color w:val="FF0000"/>
-          <w:sz w:val="24"/>
-        </w:rPr>
-        <w:t>Тропар (г. 4):</w:t>
-      </w:r>
-      <w:r>
-        <w:rPr>
-          <w:rFonts w:ascii="Times New Roman" w:hAnsi="Times New Roman"/>
-          <w:sz w:val="24"/>
-        </w:rPr>
-        <w:t xml:space="preserve"> Муками жахливими і хоробрістю терпіння всіх здивував ти, многостраждальний,* над кожною бо частиною членів, благодарні мо</w:t>
-      </w:r>
-      <w:r>
-        <w:rPr>
-          <w:rFonts w:ascii="Times New Roman" w:hAnsi="Times New Roman"/>
-          <w:sz w:val="24"/>
-        </w:rPr>
-        <w:t>льби предивно вимовляв ти Господеві.* Тому, у стражданні твоєму вінець прийнявши,* до Престолу зійшов єси Небесного Царя Христа Бога, Якове,* Його моли, щоб спас душі наші.</w:t>
-      </w:r>
-    </w:p>
-    <w:p>
-      <w:pPr/>
-      <w:r>
-        <w:rPr>
-          <w:rFonts w:ascii="Times New Roman" w:hAnsi="Times New Roman"/>
-          <w:i/>
-          <w:color w:val="FF0000"/>
-          <w:sz w:val="24"/>
-        </w:rPr>
-        <w:t xml:space="preserve">Тропар (г. 8): </w:t>
-      </w:r>
-      <w:r>
-        <w:rPr>
-          <w:rFonts w:ascii="Times New Roman" w:hAnsi="Times New Roman"/>
-          <w:sz w:val="24"/>
-        </w:rPr>
-        <w:t>В Тобі, отче, дбайливо зберігся образ,* бо, прийнявши хрест, Ти пішов слідом за Христом*</w:t>
-      </w:r>
-      <w:r>
-        <w:rPr>
-          <w:rFonts w:ascii="Times New Roman" w:hAnsi="Times New Roman"/>
-          <w:sz w:val="24"/>
-        </w:rPr>
-        <w:t xml:space="preserve"> і ділом навчав Ти погорджувати тілом, бо воно проминає,* а дбати про душу – єство безсмертне.* Тим-то з ангелами разом радується,* преподобний Паладію, дух твій.</w:t>
-      </w:r>
-    </w:p>
-    <w:p>
-      <w:pPr/>
-      <w:r>
-        <w:rPr>
-          <w:b/>
-        </w:rPr>
-        <w:t xml:space="preserve">І нині: </w:t>
-      </w:r>
-      <w:r>
-        <w:rPr/>
-        <w:t>богородичний</w:t>
       </w:r>
     </w:p>
     <w:p>
@@ -17668,71 +17279,6 @@
         <w:rPr>
           <w:rtl w:val="0"/>
         </w:rPr>
-      </w:r>
-    </w:p>
-    <w:p>
-      <w:pPr/>
-      <w:r>
-        <w:rPr>
-          <w:rFonts w:ascii="Times New Roman" w:hAnsi="Times New Roman"/>
-          <w:i/>
-          <w:color w:val="FF0000"/>
-          <w:sz w:val="24"/>
-        </w:rPr>
-        <w:t>Тропар (г. 4):</w:t>
-      </w:r>
-      <w:r>
-        <w:rPr>
-          <w:rFonts w:ascii="Times New Roman" w:hAnsi="Times New Roman"/>
-          <w:sz w:val="24"/>
-        </w:rPr>
-        <w:t xml:space="preserve"> Муками жахливими і хоробрістю терпіння всіх здивував ти, многостраждальний,* над кожною бо частиною членів, благодарні мо</w:t>
-      </w:r>
-      <w:r>
-        <w:rPr>
-          <w:rFonts w:ascii="Times New Roman" w:hAnsi="Times New Roman"/>
-          <w:sz w:val="24"/>
-        </w:rPr>
-        <w:t>льби предивно вимовляв ти Господеві.* Тому, у стражданні твоєму вінець прийнявши,* до Престолу зійшов єси Небесного Царя Христа Бога, Якове,* Його моли, щоб спас душі наші.</w:t>
-      </w:r>
-    </w:p>
-    <w:p>
-      <w:pPr/>
-      <w:r>
-        <w:rPr>
-          <w:rFonts w:ascii="Times New Roman" w:hAnsi="Times New Roman"/>
-          <w:i/>
-          <w:color w:val="FF0000"/>
-          <w:sz w:val="24"/>
-        </w:rPr>
-        <w:t xml:space="preserve">Тропар (г. 8): </w:t>
-      </w:r>
-      <w:r>
-        <w:rPr>
-          <w:rFonts w:ascii="Times New Roman" w:hAnsi="Times New Roman"/>
-          <w:sz w:val="24"/>
-        </w:rPr>
-        <w:t>В Тобі, отче, дбайливо зберігся образ,* бо, прийнявши хрест, Ти пішов слідом за Христом*</w:t>
-      </w:r>
-      <w:r>
-        <w:rPr>
-          <w:rFonts w:ascii="Times New Roman" w:hAnsi="Times New Roman"/>
-          <w:sz w:val="24"/>
-        </w:rPr>
-        <w:t xml:space="preserve"> і ділом навчав Ти погорджувати тілом, бо воно проминає,* а дбати про душу – єство безсмертне.* Тим-то з ангелами разом радується,* преподобний Паладію, дух твій.</w:t>
-      </w:r>
-    </w:p>
-    <w:p>
-      <w:pPr/>
-      <w:r>
-        <w:rPr>
-          <w:b/>
-        </w:rPr>
-        <w:t xml:space="preserve">І нині: </w:t>
-      </w:r>
-      <w:r>
-        <w:rPr/>
-        <w:t>богородичний</w:t>
       </w:r>
     </w:p>
     <w:p>

--- a/flow/20230914_vu_template/drafts/2023-11-u/27-ПН-Якова Персянина.docx
+++ b/flow/20230914_vu_template/drafts/2023-11-u/27-ПН-Якова Персянина.docx
@@ -4,16 +4,28 @@
   <w:body>
     <w:p>
       <w:r>
+        <w:rPr>
+          <w:rFonts w:ascii="Times New Roman" w:hAnsi="Times New Roman"/>
+          <w:sz w:val="24"/>
+        </w:rPr>
         <w:t>Листопад 27 Понеділок</w:t>
       </w:r>
     </w:p>
     <w:p>
       <w:r>
+        <w:rPr>
+          <w:rFonts w:ascii="Times New Roman" w:hAnsi="Times New Roman"/>
+          <w:sz w:val="24"/>
+        </w:rPr>
         <w:t xml:space="preserve">Святого великомученика Якова Перського </w:t>
       </w:r>
     </w:p>
     <w:p>
       <w:r>
+        <w:rPr>
+          <w:rFonts w:ascii="Times New Roman" w:hAnsi="Times New Roman"/>
+          <w:sz w:val="24"/>
+        </w:rPr>
         <w:t>Преподобного отця нашого Палладія</w:t>
       </w:r>
     </w:p>

--- a/flow/20230914_vu_template/drafts/2023-11-u/27-ПН-Якова Персянина.docx
+++ b/flow/20230914_vu_template/drafts/2023-11-u/27-ПН-Якова Персянина.docx
@@ -9,6 +9,15 @@
           <w:sz w:val="24"/>
         </w:rPr>
         <w:t>Листопад 27 Понеділок</w:t>
+      </w:r>
+    </w:p>
+    <w:p>
+      <w:r>
+        <w:rPr>
+          <w:rFonts w:ascii="Times New Roman" w:hAnsi="Times New Roman"/>
+          <w:sz w:val="24"/>
+        </w:rPr>
+        <w:t>Тиждень 26 по П'ятидесятниці</w:t>
       </w:r>
     </w:p>
     <w:p>
